--- a/05_Relatorio_Pesquisa_Campo_Extensionista_Safe_Student.docx
+++ b/05_Relatorio_Pesquisa_Campo_Extensionista_Safe_Student.docx
@@ -221,16 +221,8 @@
             <w:vAlign w:val="center"/>
           </w:tcPr>
           <w:p>
-            <w:pPr>
-              <w:spacing w:after="0"/>
-            </w:pPr>
-            <w:r/>
             <w:r>
-              <w:rPr>
-                <w:b w:val="0"/>
-                <w:sz w:val="20"/>
-              </w:rPr>
-              <w:t>V1</w:t>
+              <w:t>V2.0</w:t>
             </w:r>
           </w:p>
         </w:tc>
@@ -261,16 +253,8 @@
             <w:vAlign w:val="center"/>
           </w:tcPr>
           <w:p>
-            <w:pPr>
-              <w:spacing w:after="0"/>
-            </w:pPr>
-            <w:r/>
             <w:r>
-              <w:rPr>
-                <w:b w:val="0"/>
-                <w:sz w:val="20"/>
-              </w:rPr>
-              <w:t>12 de agosto de 2026</w:t>
+              <w:t>22 de setembro de 2026</w:t>
             </w:r>
           </w:p>
         </w:tc>
@@ -366,7 +350,7 @@
         <w:ind w:left="283"/>
       </w:pPr>
       <w:r>
-        <w:t>5. Resultados da validação acadêmica</w:t>
+        <w:t>5. Situação da validação acadêmica</w:t>
       </w:r>
     </w:p>
     <w:p>
@@ -814,16 +798,8 @@
             <w:vAlign w:val="center"/>
           </w:tcPr>
           <w:p>
-            <w:pPr>
-              <w:spacing w:after="0"/>
-            </w:pPr>
-            <w:r/>
             <w:r>
-              <w:rPr>
-                <w:b w:val="0"/>
-                <w:sz w:val="18"/>
-              </w:rPr>
-              <w:t>10</w:t>
+              <w:t>Não informado</w:t>
             </w:r>
           </w:p>
         </w:tc>
@@ -833,16 +809,8 @@
             <w:vAlign w:val="center"/>
           </w:tcPr>
           <w:p>
-            <w:pPr>
-              <w:spacing w:after="0"/>
-            </w:pPr>
-            <w:r/>
             <w:r>
-              <w:rPr>
-                <w:b w:val="0"/>
-                <w:sz w:val="18"/>
-              </w:rPr>
-              <w:t>Avaliar clareza de notificações e histórico.</w:t>
+              <w:t>Avaliar clareza de notificações e histórico. Evidência primária pendente.</w:t>
             </w:r>
           </w:p>
         </w:tc>
@@ -873,16 +841,8 @@
             <w:vAlign w:val="center"/>
           </w:tcPr>
           <w:p>
-            <w:pPr>
-              <w:spacing w:after="0"/>
-            </w:pPr>
-            <w:r/>
             <w:r>
-              <w:rPr>
-                <w:b w:val="0"/>
-                <w:sz w:val="18"/>
-              </w:rPr>
-              <w:t>3</w:t>
+              <w:t>Não informado</w:t>
             </w:r>
           </w:p>
         </w:tc>
@@ -892,16 +852,8 @@
             <w:vAlign w:val="center"/>
           </w:tcPr>
           <w:p>
-            <w:pPr>
-              <w:spacing w:after="0"/>
-            </w:pPr>
-            <w:r/>
             <w:r>
-              <w:rPr>
-                <w:b w:val="0"/>
-                <w:sz w:val="18"/>
-              </w:rPr>
-              <w:t>Avaliar registro por token e sequência entrada/saída.</w:t>
+              <w:t>Avaliar registro por token e sequência entrada/saída. Evidência primária pendente.</w:t>
             </w:r>
           </w:p>
         </w:tc>
@@ -932,16 +884,8 @@
             <w:vAlign w:val="center"/>
           </w:tcPr>
           <w:p>
-            <w:pPr>
-              <w:spacing w:after="0"/>
-            </w:pPr>
-            <w:r/>
             <w:r>
-              <w:rPr>
-                <w:b w:val="0"/>
-                <w:sz w:val="18"/>
-              </w:rPr>
-              <w:t>2</w:t>
+              <w:t>Não informado</w:t>
             </w:r>
           </w:p>
         </w:tc>
@@ -951,16 +895,8 @@
             <w:vAlign w:val="center"/>
           </w:tcPr>
           <w:p>
-            <w:pPr>
-              <w:spacing w:after="0"/>
-            </w:pPr>
-            <w:r/>
             <w:r>
-              <w:rPr>
-                <w:b w:val="0"/>
-                <w:sz w:val="18"/>
-              </w:rPr>
-              <w:t>Avaliar relatórios, auditoria e governança.</w:t>
+              <w:t>Avaliar relatórios, auditoria e governança. Evidência primária pendente.</w:t>
             </w:r>
           </w:p>
         </w:tc>
@@ -971,7 +907,7 @@
         <w:pStyle w:val="Heading1"/>
       </w:pPr>
       <w:r>
-        <w:t>5. RESULTADOS DA VALIDAÇÃO ACADÊMICA</w:t>
+        <w:t>5. SITUAÇÃO DA VALIDAÇÃO ACADÊMICA</w:t>
       </w:r>
     </w:p>
     <w:tbl>
@@ -1070,16 +1006,8 @@
             <w:vAlign w:val="center"/>
           </w:tcPr>
           <w:p>
-            <w:pPr>
-              <w:spacing w:after="0"/>
-            </w:pPr>
-            <w:r/>
             <w:r>
-              <w:rPr>
-                <w:b w:val="0"/>
-                <w:sz w:val="16"/>
-              </w:rPr>
-              <w:t>93%</w:t>
+              <w:t>Não auditado</w:t>
             </w:r>
           </w:p>
         </w:tc>
@@ -1089,16 +1017,8 @@
             <w:vAlign w:val="center"/>
           </w:tcPr>
           <w:p>
-            <w:pPr>
-              <w:spacing w:after="0"/>
-            </w:pPr>
-            <w:r/>
             <w:r>
-              <w:rPr>
-                <w:b w:val="0"/>
-                <w:sz w:val="16"/>
-              </w:rPr>
-              <w:t>Usuários entenderam a finalidade central.</w:t>
+              <w:t>Não há respostas brutas, termos preenchidos ou CSV reproduzível anexado.</w:t>
             </w:r>
           </w:p>
         </w:tc>
@@ -1129,16 +1049,8 @@
             <w:vAlign w:val="center"/>
           </w:tcPr>
           <w:p>
-            <w:pPr>
-              <w:spacing w:after="0"/>
-            </w:pPr>
-            <w:r/>
             <w:r>
-              <w:rPr>
-                <w:b w:val="0"/>
-                <w:sz w:val="16"/>
-              </w:rPr>
-              <w:t>87%</w:t>
+              <w:t>Não auditado</w:t>
             </w:r>
           </w:p>
         </w:tc>
@@ -1148,16 +1060,8 @@
             <w:vAlign w:val="center"/>
           </w:tcPr>
           <w:p>
-            <w:pPr>
-              <w:spacing w:after="0"/>
-            </w:pPr>
-            <w:r/>
             <w:r>
-              <w:rPr>
-                <w:b w:val="0"/>
-                <w:sz w:val="16"/>
-              </w:rPr>
-              <w:t>Fluxo foi considerado simples.</w:t>
+              <w:t>Não há respostas brutas, termos preenchidos ou CSV reproduzível anexado.</w:t>
             </w:r>
           </w:p>
         </w:tc>
@@ -1188,16 +1092,8 @@
             <w:vAlign w:val="center"/>
           </w:tcPr>
           <w:p>
-            <w:pPr>
-              <w:spacing w:after="0"/>
-            </w:pPr>
-            <w:r/>
             <w:r>
-              <w:rPr>
-                <w:b w:val="0"/>
-                <w:sz w:val="16"/>
-              </w:rPr>
-              <w:t>80%</w:t>
+              <w:t>Não auditado</w:t>
             </w:r>
           </w:p>
         </w:tc>
@@ -1207,16 +1103,8 @@
             <w:vAlign w:val="center"/>
           </w:tcPr>
           <w:p>
-            <w:pPr>
-              <w:spacing w:after="0"/>
-            </w:pPr>
-            <w:r/>
             <w:r>
-              <w:rPr>
-                <w:b w:val="0"/>
-                <w:sz w:val="16"/>
-              </w:rPr>
-              <w:t>Responsáveis consideraram o aviso útil.</w:t>
+              <w:t>Não há respostas brutas, termos preenchidos ou CSV reproduzível anexado.</w:t>
             </w:r>
           </w:p>
         </w:tc>
@@ -1247,16 +1135,8 @@
             <w:vAlign w:val="center"/>
           </w:tcPr>
           <w:p>
-            <w:pPr>
-              <w:spacing w:after="0"/>
-            </w:pPr>
-            <w:r/>
             <w:r>
-              <w:rPr>
-                <w:b w:val="0"/>
-                <w:sz w:val="16"/>
-              </w:rPr>
-              <w:t>100%</w:t>
+              <w:t>Não auditado</w:t>
             </w:r>
           </w:p>
         </w:tc>
@@ -1266,16 +1146,8 @@
             <w:vAlign w:val="center"/>
           </w:tcPr>
           <w:p>
-            <w:pPr>
-              <w:spacing w:after="0"/>
-            </w:pPr>
-            <w:r/>
             <w:r>
-              <w:rPr>
-                <w:b w:val="0"/>
-                <w:sz w:val="16"/>
-              </w:rPr>
-              <w:t>Operadores concluíram a tarefa de registro.</w:t>
+              <w:t>Não há respostas brutas, termos preenchidos ou CSV reproduzível anexado.</w:t>
             </w:r>
           </w:p>
         </w:tc>
@@ -1306,16 +1178,8 @@
             <w:vAlign w:val="center"/>
           </w:tcPr>
           <w:p>
-            <w:pPr>
-              <w:spacing w:after="0"/>
-            </w:pPr>
-            <w:r/>
             <w:r>
-              <w:rPr>
-                <w:b w:val="0"/>
-                <w:sz w:val="16"/>
-              </w:rPr>
-              <w:t>Filtros e mensagens automáticas</w:t>
+              <w:t>Não auditado</w:t>
             </w:r>
           </w:p>
         </w:tc>
@@ -1325,16 +1189,8 @@
             <w:vAlign w:val="center"/>
           </w:tcPr>
           <w:p>
-            <w:pPr>
-              <w:spacing w:after="0"/>
-            </w:pPr>
-            <w:r/>
             <w:r>
-              <w:rPr>
-                <w:b w:val="0"/>
-                <w:sz w:val="16"/>
-              </w:rPr>
-              <w:t>Ajustes para próxima versão.</w:t>
+              <w:t>Não há respostas brutas, termos preenchidos ou CSV reproduzível anexado.</w:t>
             </w:r>
           </w:p>
         </w:tc>
@@ -1871,7 +1727,7 @@
         <w:jc w:val="both"/>
       </w:pPr>
       <w:r>
-        <w:t>Os resultados indicam que o MVP deve priorizar simplicidade no fluxo de portaria, clareza das notificações, filtros de relatório e transparência sobre dados coletados. A etapa seguinte recomendada é aplicação controlada em escola parceira formalmente autorizada, com termo de ciência e registro das evidências de participação.</w:t>
+        <w:t>A pesquisa de campo permanece PARCIAL. O pacote não contém respostas brutas anonimizadas, termos preenchidos ou CSV de validação real que permita reproduzir os números registrados em versão anterior. Por isso, nenhum percentual, média ou quantidade de participantes é apresentado nesta versão como resultado auditado. A próxima etapa é realizar coleta autorizada e anexar as evidências correspondentes.</w:t>
       </w:r>
     </w:p>
     <w:sectPr>
